--- a/tools/reference.docx
+++ b/tools/reference.docx
@@ -531,6 +531,7 @@
     </w:pPr>
     <w:rPr>
       <w:rFonts w:ascii="Times New Roman" w:hAnsi="Times New Roman" w:cs="Times New Roman" w:eastAsia="Times New Roman"/>
+      <w:color w:val="000000"/>
       <w:sz w:val="21"/>
     </w:rPr>
   </w:style>
@@ -545,6 +546,7 @@
     </w:pPr>
     <w:rPr>
       <w:rFonts w:ascii="Times New Roman" w:hAnsi="Times New Roman" w:cs="Times New Roman" w:eastAsia="Times New Roman"/>
+      <w:color w:val="000000"/>
       <w:sz w:val="21"/>
     </w:rPr>
   </w:style>
@@ -559,6 +561,7 @@
     </w:pPr>
     <w:rPr>
       <w:rFonts w:ascii="Times New Roman" w:hAnsi="Times New Roman" w:cs="Times New Roman" w:eastAsia="Times New Roman"/>
+      <w:color w:val="000000"/>
       <w:sz w:val="21"/>
     </w:rPr>
   </w:style>
@@ -567,12 +570,13 @@
     <w:basedOn w:val="BodyText"/>
     <w:qFormat/>
     <w:pPr>
-      <w:spacing w:before="36" w:after="36" w:line="360" w:lineRule="auto"/>
-      <w:jc w:val="both"/>
+      <w:spacing w:before="36" w:after="36" w:line="240" w:lineRule="auto"/>
+      <w:jc w:val="left"/>
     </w:pPr>
     <w:rPr>
       <w:rFonts w:ascii="Times New Roman" w:hAnsi="Times New Roman" w:cs="Times New Roman" w:eastAsia="Times New Roman"/>
-      <w:sz w:val="21"/>
+      <w:color w:val="000000"/>
+      <w:sz w:val="20"/>
     </w:rPr>
   </w:style>
   <w:style w:type="paragraph" w:styleId="Title">
@@ -591,6 +595,7 @@
     <w:rPr>
       <w:rFonts w:asciiTheme="majorHAnsi" w:eastAsiaTheme="majorEastAsia" w:hAnsiTheme="majorHAnsi" w:cstheme="majorBidi" w:ascii="Times New Roman" w:hAnsi="Times New Roman" w:cs="Times New Roman" w:eastAsia="Times New Roman"/>
       <w:b/>
+      <w:color w:val="000000"/>
       <w:sz w:val="28"/>
       <w:szCs w:val="56"/>
     </w:rPr>
@@ -624,6 +629,7 @@
     </w:pPr>
     <w:rPr>
       <w:rFonts w:eastAsiaTheme="majorEastAsia" w:cstheme="majorBidi" w:ascii="Times New Roman" w:hAnsi="Times New Roman" w:cs="Times New Roman" w:eastAsia="Times New Roman"/>
+      <w:color w:val="000000"/>
       <w:spacing w:val="15"/>
       <w:sz w:val="21"/>
       <w:szCs w:val="28"/>
@@ -656,6 +662,7 @@
     </w:pPr>
     <w:rPr>
       <w:rFonts w:ascii="Times New Roman" w:hAnsi="Times New Roman" w:cs="Times New Roman" w:eastAsia="Times New Roman"/>
+      <w:color w:val="000000"/>
       <w:sz w:val="21"/>
       <w:szCs w:val="24"/>
     </w:rPr>
@@ -673,6 +680,7 @@
     </w:pPr>
     <w:rPr>
       <w:rFonts w:ascii="Times New Roman" w:hAnsi="Times New Roman" w:cs="Times New Roman" w:eastAsia="Times New Roman"/>
+      <w:color w:val="000000"/>
       <w:sz w:val="21"/>
       <w:szCs w:val="24"/>
     </w:rPr>
@@ -685,12 +693,14 @@
     <w:pPr>
       <w:keepNext/>
       <w:keepLines/>
-      <w:spacing w:before="300" w:after="0"/>
-      <w:jc w:val="center"/>
-    </w:pPr>
-    <w:rPr>
+      <w:spacing w:before="300" w:after="0" w:line="360" w:lineRule="auto"/>
+      <w:jc w:val="both"/>
+    </w:pPr>
+    <w:rPr>
+      <w:rFonts w:ascii="Times New Roman" w:hAnsi="Times New Roman" w:cs="Times New Roman" w:eastAsia="Times New Roman"/>
       <w:b/>
-      <w:sz w:val="20"/>
+      <w:color w:val="000000"/>
+      <w:sz w:val="21"/>
       <w:szCs w:val="20"/>
     </w:rPr>
   </w:style>
@@ -702,10 +712,13 @@
     <w:pPr>
       <w:keepNext/>
       <w:keepLines/>
-      <w:spacing w:before="100" w:after="300"/>
-    </w:pPr>
-    <w:rPr>
-      <w:sz w:val="20"/>
+      <w:spacing w:before="100" w:after="300" w:line="360" w:lineRule="auto"/>
+      <w:jc w:val="both"/>
+    </w:pPr>
+    <w:rPr>
+      <w:rFonts w:ascii="Times New Roman" w:hAnsi="Times New Roman" w:cs="Times New Roman" w:eastAsia="Times New Roman"/>
+      <w:color w:val="000000"/>
+      <w:sz w:val="21"/>
       <w:szCs w:val="20"/>
     </w:rPr>
   </w:style>
@@ -716,10 +729,11 @@
     <w:qFormat/>
     <w:pPr>
       <w:spacing w:line="240" w:lineRule="auto" w:after="80"/>
-      <w:jc w:val="both"/>
+      <w:jc w:val="left"/>
     </w:pPr>
     <w:rPr>
       <w:rFonts w:ascii="Times New Roman" w:hAnsi="Times New Roman" w:cs="Times New Roman" w:eastAsia="Times New Roman"/>
+      <w:color w:val="000000"/>
       <w:sz w:val="20"/>
     </w:rPr>
   </w:style>
@@ -742,7 +756,7 @@
       <w:rFonts w:asciiTheme="majorHAnsi" w:eastAsiaTheme="majorEastAsia" w:hAnsiTheme="majorHAnsi" w:cstheme="majorBidi" w:ascii="Times New Roman" w:hAnsi="Times New Roman" w:cs="Times New Roman" w:eastAsia="Times New Roman"/>
       <w:b/>
       <w:i w:val="0"/>
-      <w:color w:val="0F4761" w:themeColor="accent1" w:themeShade="BF"/>
+      <w:color w:val="000000"/>
       <w:sz w:val="24"/>
       <w:szCs w:val="40"/>
     </w:rPr>
@@ -768,7 +782,7 @@
       <w:rFonts w:asciiTheme="majorHAnsi" w:eastAsiaTheme="majorEastAsia" w:hAnsiTheme="majorHAnsi" w:cstheme="majorBidi" w:ascii="Times New Roman" w:hAnsi="Times New Roman" w:cs="Times New Roman" w:eastAsia="Times New Roman"/>
       <w:b/>
       <w:i w:val="0"/>
-      <w:color w:val="0F4761" w:themeColor="accent1" w:themeShade="BF"/>
+      <w:color w:val="000000"/>
       <w:sz w:val="21"/>
       <w:szCs w:val="32"/>
     </w:rPr>
@@ -794,7 +808,7 @@
       <w:rFonts w:eastAsiaTheme="majorEastAsia" w:cstheme="majorBidi" w:ascii="Times New Roman" w:hAnsi="Times New Roman" w:cs="Times New Roman" w:eastAsia="Times New Roman"/>
       <w:b w:val="0"/>
       <w:i/>
-      <w:color w:val="0F4761" w:themeColor="accent1" w:themeShade="BF"/>
+      <w:color w:val="000000"/>
       <w:sz w:val="21"/>
       <w:szCs w:val="28"/>
     </w:rPr>
@@ -821,7 +835,7 @@
       <w:b/>
       <w:i w:val="0"/>
       <w:iCs/>
-      <w:color w:val="0F4761" w:themeColor="accent1" w:themeShade="BF"/>
+      <w:color w:val="000000"/>
       <w:sz w:val="21"/>
     </w:rPr>
   </w:style>
@@ -1067,6 +1081,7 @@
     </w:pPr>
     <w:rPr>
       <w:rFonts w:ascii="Times New Roman" w:hAnsi="Times New Roman" w:cs="Times New Roman" w:eastAsia="Times New Roman"/>
+      <w:color w:val="000000"/>
       <w:sz w:val="21"/>
     </w:rPr>
   </w:style>
@@ -1160,6 +1175,8 @@
     </w:pPr>
     <w:rPr>
       <w:rFonts w:ascii="Times New Roman" w:hAnsi="Times New Roman" w:cs="Times New Roman" w:eastAsia="Times New Roman"/>
+      <w:i w:val="0"/>
+      <w:color w:val="000000"/>
       <w:sz w:val="20"/>
     </w:rPr>
   </w:style>
@@ -1172,6 +1189,8 @@
     </w:pPr>
     <w:rPr>
       <w:rFonts w:ascii="Times New Roman" w:hAnsi="Times New Roman" w:cs="Times New Roman" w:eastAsia="Times New Roman"/>
+      <w:i w:val="0"/>
+      <w:color w:val="000000"/>
       <w:sz w:val="20"/>
     </w:rPr>
   </w:style>
@@ -1233,6 +1252,19 @@
       <w:b w:val="0"/>
       <w:bCs w:val="0"/>
       <w:color w:val="365F91" w:themeColor="accent1" w:themeShade="BF"/>
+    </w:rPr>
+  </w:style>
+  <w:style w:type="paragraph" w:customStyle="1" w:styleId="SourceCode">
+    <w:name w:val="Source Code"/>
+    <w:basedOn w:val="Normal"/>
+    <w:pPr>
+      <w:spacing w:line="240" w:lineRule="auto"/>
+      <w:jc w:val="left"/>
+    </w:pPr>
+    <w:rPr>
+      <w:rFonts w:ascii="Times New Roman" w:hAnsi="Times New Roman" w:cs="Times New Roman" w:eastAsia="Times New Roman"/>
+      <w:color w:val="000000"/>
+      <w:sz w:val="18"/>
     </w:rPr>
   </w:style>
 </w:styles>
